--- a/p3/submission/jed_package/04_tables.docx
+++ b/p3/submission/jed_package/04_tables.docx
@@ -2,13 +2,13 @@
 <file path=word/document.xml><?xml version="1.0" encoding="utf-8"?>
 <w:document xmlns:w="http://schemas.openxmlformats.org/wordprocessingml/2006/main" xmlns:m="http://schemas.openxmlformats.org/officeDocument/2006/math" xmlns:r="http://schemas.openxmlformats.org/officeDocument/2006/relationships" xmlns:o="urn:schemas-microsoft-com:office:office" xmlns:v="urn:schemas-microsoft-com:vml" xmlns:w10="urn:schemas-microsoft-com:office:word" xmlns:a="http://schemas.openxmlformats.org/drawingml/2006/main" xmlns:pic="http://schemas.openxmlformats.org/drawingml/2006/picture" xmlns:wp="http://schemas.openxmlformats.org/drawingml/2006/wordprocessingDrawing">
   <w:body>
-    <w:bookmarkStart w:id="20" w:name="X14a5dd1ba05c234115ca6616c58ff31b4c76ca5"/>
+    <w:bookmarkStart w:id="20" w:name="X0d63e43f4f761d1ec90c930251a1bff2be5af79"/>
     <w:p>
       <w:pPr>
         <w:pStyle w:val="Heading1"/>
       </w:pPr>
       <w:r>
-        <w:t xml:space="preserve">Tables — submitted as a separate file (JED requirement)</w:t>
+        <w:t xml:space="preserve">Tables, submitted as a separate file (JED requirement)</w:t>
       </w:r>
     </w:p>
     <w:p>
@@ -655,7 +655,7 @@
         <w:t xml:space="preserve"> </w:t>
       </w:r>
       <w:r>
-        <w:t xml:space="preserve">Analytic-sample summary statistics by wave — mean (SD).</w:t>
+        <w:t xml:space="preserve">Analytic-sample summary statistics by wave, mean (SD).</w:t>
       </w:r>
     </w:p>
     <w:tbl>
@@ -1997,31 +1997,31 @@
               <w:jc w:val="left"/>
             </w:pPr>
             <w:r>
-              <w:t xml:space="preserve">—</w:t>
-            </w:r>
-          </w:p>
-        </w:tc>
-        <w:tc>
-          <w:tcPr/>
-          <w:p>
-            <w:pPr>
-              <w:pStyle w:val="Compact"/>
-              <w:jc w:val="left"/>
-            </w:pPr>
-            <w:r>
-              <w:t xml:space="preserve">—</w:t>
-            </w:r>
-          </w:p>
-        </w:tc>
-        <w:tc>
-          <w:tcPr/>
-          <w:p>
-            <w:pPr>
-              <w:pStyle w:val="Compact"/>
-              <w:jc w:val="left"/>
-            </w:pPr>
-            <w:r>
-              <w:t xml:space="preserve">—</w:t>
+              <w:t xml:space="preserve">,</w:t>
+            </w:r>
+          </w:p>
+        </w:tc>
+        <w:tc>
+          <w:tcPr/>
+          <w:p>
+            <w:pPr>
+              <w:pStyle w:val="Compact"/>
+              <w:jc w:val="left"/>
+            </w:pPr>
+            <w:r>
+              <w:t xml:space="preserve">,</w:t>
+            </w:r>
+          </w:p>
+        </w:tc>
+        <w:tc>
+          <w:tcPr/>
+          <w:p>
+            <w:pPr>
+              <w:pStyle w:val="Compact"/>
+              <w:jc w:val="left"/>
+            </w:pPr>
+            <w:r>
+              <w:t xml:space="preserve">,</w:t>
             </w:r>
           </w:p>
         </w:tc>

--- a/p3/submission/jed_package/04_tables.docx
+++ b/p3/submission/jed_package/04_tables.docx
@@ -1274,7 +1274,7 @@
         <w:t xml:space="preserve"> </w:t>
       </w:r>
       <w:r>
-        <w:t xml:space="preserve">Focal coefficients by wave and pooled (OLS, HC1). Significance: *** p&lt;.01, ** p&lt;.05, * p&lt;.10.</w:t>
+        <w:t xml:space="preserve">Focal coefficients by wave and pooled (OLS, HC1). Significance: *** p&lt;.001, ** p&lt;.01, * p&lt;.05, † p&lt;.10.</w:t>
       </w:r>
     </w:p>
     <w:tbl>
@@ -1377,31 +1377,31 @@
               <w:jc w:val="left"/>
             </w:pPr>
             <w:r>
-              <w:t xml:space="preserve">1.045**</w:t>
-            </w:r>
-          </w:p>
-        </w:tc>
-        <w:tc>
-          <w:tcPr/>
-          <w:p>
-            <w:pPr>
-              <w:pStyle w:val="Compact"/>
-              <w:jc w:val="left"/>
-            </w:pPr>
-            <w:r>
-              <w:t xml:space="preserve">1.159**</w:t>
-            </w:r>
-          </w:p>
-        </w:tc>
-        <w:tc>
-          <w:tcPr/>
-          <w:p>
-            <w:pPr>
-              <w:pStyle w:val="Compact"/>
-              <w:jc w:val="left"/>
-            </w:pPr>
-            <w:r>
-              <w:t xml:space="preserve">0.962**</w:t>
+              <w:t xml:space="preserve">1.045*</w:t>
+            </w:r>
+          </w:p>
+        </w:tc>
+        <w:tc>
+          <w:tcPr/>
+          <w:p>
+            <w:pPr>
+              <w:pStyle w:val="Compact"/>
+              <w:jc w:val="left"/>
+            </w:pPr>
+            <w:r>
+              <w:t xml:space="preserve">1.159*</w:t>
+            </w:r>
+          </w:p>
+        </w:tc>
+        <w:tc>
+          <w:tcPr/>
+          <w:p>
+            <w:pPr>
+              <w:pStyle w:val="Compact"/>
+              <w:jc w:val="left"/>
+            </w:pPr>
+            <w:r>
+              <w:t xml:space="preserve">0.962*</w:t>
             </w:r>
           </w:p>
         </w:tc>
@@ -1439,31 +1439,31 @@
               <w:jc w:val="left"/>
             </w:pPr>
             <w:r>
-              <w:t xml:space="preserve">−1.774***</w:t>
-            </w:r>
-          </w:p>
-        </w:tc>
-        <w:tc>
-          <w:tcPr/>
-          <w:p>
-            <w:pPr>
-              <w:pStyle w:val="Compact"/>
-              <w:jc w:val="left"/>
-            </w:pPr>
-            <w:r>
-              <w:t xml:space="preserve">−2.115***</w:t>
-            </w:r>
-          </w:p>
-        </w:tc>
-        <w:tc>
-          <w:tcPr/>
-          <w:p>
-            <w:pPr>
-              <w:pStyle w:val="Compact"/>
-              <w:jc w:val="left"/>
-            </w:pPr>
-            <w:r>
-              <w:t xml:space="preserve">−1.686***</w:t>
+              <w:t xml:space="preserve">−1.774**</w:t>
+            </w:r>
+          </w:p>
+        </w:tc>
+        <w:tc>
+          <w:tcPr/>
+          <w:p>
+            <w:pPr>
+              <w:pStyle w:val="Compact"/>
+              <w:jc w:val="left"/>
+            </w:pPr>
+            <w:r>
+              <w:t xml:space="preserve">−2.115**</w:t>
+            </w:r>
+          </w:p>
+        </w:tc>
+        <w:tc>
+          <w:tcPr/>
+          <w:p>
+            <w:pPr>
+              <w:pStyle w:val="Compact"/>
+              <w:jc w:val="left"/>
+            </w:pPr>
+            <w:r>
+              <w:t xml:space="preserve">−1.686**</w:t>
             </w:r>
           </w:p>
         </w:tc>
@@ -1587,7 +1587,7 @@
               <w:jc w:val="left"/>
             </w:pPr>
             <w:r>
-              <w:t xml:space="preserve">42.0</w:t>
+              <w:t xml:space="preserve">41.6</w:t>
             </w:r>
           </w:p>
         </w:tc>
@@ -1637,19 +1637,19 @@
               <w:jc w:val="left"/>
             </w:pPr>
             <w:r>
-              <w:t xml:space="preserve">0.128***</w:t>
-            </w:r>
-          </w:p>
-        </w:tc>
-        <w:tc>
-          <w:tcPr/>
-          <w:p>
-            <w:pPr>
-              <w:pStyle w:val="Compact"/>
-              <w:jc w:val="left"/>
-            </w:pPr>
-            <w:r>
-              <w:t xml:space="preserve">0.123***</w:t>
+              <w:t xml:space="preserve">0.128*</w:t>
+            </w:r>
+          </w:p>
+        </w:tc>
+        <w:tc>
+          <w:tcPr/>
+          <w:p>
+            <w:pPr>
+              <w:pStyle w:val="Compact"/>
+              <w:jc w:val="left"/>
+            </w:pPr>
+            <w:r>
+              <w:t xml:space="preserve">0.123**</w:t>
             </w:r>
           </w:p>
         </w:tc>
@@ -1711,19 +1711,19 @@
               <w:jc w:val="left"/>
             </w:pPr>
             <w:r>
-              <w:t xml:space="preserve">0.095**</w:t>
-            </w:r>
-          </w:p>
-        </w:tc>
-        <w:tc>
-          <w:tcPr/>
-          <w:p>
-            <w:pPr>
-              <w:pStyle w:val="Compact"/>
-              <w:jc w:val="left"/>
-            </w:pPr>
-            <w:r>
-              <w:t xml:space="preserve">0.078***</w:t>
+              <w:t xml:space="preserve">0.095*</w:t>
+            </w:r>
+          </w:p>
+        </w:tc>
+        <w:tc>
+          <w:tcPr/>
+          <w:p>
+            <w:pPr>
+              <w:pStyle w:val="Compact"/>
+              <w:jc w:val="left"/>
+            </w:pPr>
+            <w:r>
+              <w:t xml:space="preserve">0.078**</w:t>
             </w:r>
           </w:p>
         </w:tc>
@@ -1749,7 +1749,7 @@
               <w:jc w:val="left"/>
             </w:pPr>
             <w:r>
-              <w:t xml:space="preserve">−0.579*</w:t>
+              <w:t xml:space="preserve">−0.579†</w:t>
             </w:r>
           </w:p>
         </w:tc>
@@ -1785,7 +1785,7 @@
               <w:jc w:val="left"/>
             </w:pPr>
             <w:r>
-              <w:t xml:space="preserve">−0.587***</w:t>
+              <w:t xml:space="preserve">−0.587**</w:t>
             </w:r>
           </w:p>
         </w:tc>
@@ -1897,7 +1897,7 @@
               <w:jc w:val="left"/>
             </w:pPr>
             <w:r>
-              <w:t xml:space="preserve">−0.912**</w:t>
+              <w:t xml:space="preserve">−0.912*</w:t>
             </w:r>
           </w:p>
         </w:tc>
@@ -1997,31 +1997,31 @@
               <w:jc w:val="left"/>
             </w:pPr>
             <w:r>
-              <w:t xml:space="preserve">,</w:t>
-            </w:r>
-          </w:p>
-        </w:tc>
-        <w:tc>
-          <w:tcPr/>
-          <w:p>
-            <w:pPr>
-              <w:pStyle w:val="Compact"/>
-              <w:jc w:val="left"/>
-            </w:pPr>
-            <w:r>
-              <w:t xml:space="preserve">,</w:t>
-            </w:r>
-          </w:p>
-        </w:tc>
-        <w:tc>
-          <w:tcPr/>
-          <w:p>
-            <w:pPr>
-              <w:pStyle w:val="Compact"/>
-              <w:jc w:val="left"/>
-            </w:pPr>
-            <w:r>
-              <w:t xml:space="preserve">,</w:t>
+              <w:t xml:space="preserve">—</w:t>
+            </w:r>
+          </w:p>
+        </w:tc>
+        <w:tc>
+          <w:tcPr/>
+          <w:p>
+            <w:pPr>
+              <w:pStyle w:val="Compact"/>
+              <w:jc w:val="left"/>
+            </w:pPr>
+            <w:r>
+              <w:t xml:space="preserve">—</w:t>
+            </w:r>
+          </w:p>
+        </w:tc>
+        <w:tc>
+          <w:tcPr/>
+          <w:p>
+            <w:pPr>
+              <w:pStyle w:val="Compact"/>
+              <w:jc w:val="left"/>
+            </w:pPr>
+            <w:r>
+              <w:t xml:space="preserve">—</w:t>
             </w:r>
           </w:p>
         </w:tc>
